--- a/misc/О проекте.docx
+++ b/misc/О проекте.docx
@@ -22,25 +22,7 @@
           <w:sz w:val="28"/>
           <w:szCs w:val="28"/>
         </w:rPr>
-        <w:t xml:space="preserve">Возникла идея сделать что-то типа </w:t>
-      </w:r>
-      <w:proofErr w:type="spellStart"/>
-      <w:proofErr w:type="gramStart"/>
-      <w:r>
-        <w:rPr>
-          <w:sz w:val="28"/>
-          <w:szCs w:val="28"/>
-        </w:rPr>
-        <w:t>пикабу</w:t>
-      </w:r>
-      <w:proofErr w:type="spellEnd"/>
-      <w:proofErr w:type="gramEnd"/>
-      <w:r>
-        <w:rPr>
-          <w:sz w:val="28"/>
-          <w:szCs w:val="28"/>
-        </w:rPr>
-        <w:t xml:space="preserve"> но сфокусированное на тематике </w:t>
+        <w:t xml:space="preserve">Возникла идея сделать что-то типа пикабу но сфокусированное на тематике </w:t>
       </w:r>
       <w:r>
         <w:rPr>
@@ -69,7 +51,21 @@
           <w:sz w:val="28"/>
           <w:szCs w:val="28"/>
         </w:rPr>
-        <w:t>. Брать будем простотой и дизайном.</w:t>
+        <w:t xml:space="preserve">. Брать будем простотой и </w:t>
+      </w:r>
+      <w:r>
+        <w:rPr>
+          <w:sz w:val="28"/>
+          <w:szCs w:val="28"/>
+        </w:rPr>
+        <w:t>удобством</w:t>
+      </w:r>
+      <w:r>
+        <w:rPr>
+          <w:sz w:val="28"/>
+          <w:szCs w:val="28"/>
+        </w:rPr>
+        <w:t>.</w:t>
       </w:r>
     </w:p>
     <w:p>
@@ -118,17 +114,8 @@
           <w:rFonts w:ascii="Calibri" w:hAnsi="Calibri"/>
           <w:sz w:val="28"/>
         </w:rPr>
-        <w:t xml:space="preserve">На </w:t>
-      </w:r>
-      <w:proofErr w:type="spellStart"/>
-      <w:r>
-        <w:rPr>
-          <w:rFonts w:ascii="Calibri" w:hAnsi="Calibri"/>
-          <w:sz w:val="28"/>
-        </w:rPr>
-        <w:t>джанго</w:t>
-      </w:r>
-      <w:proofErr w:type="spellEnd"/>
+        <w:t>На джанго</w:t>
+      </w:r>
     </w:p>
     <w:p>
       <w:pPr>
@@ -200,6 +187,7 @@
       </w:pPr>
       <w:r>
         <w:rPr>
+          <w:noProof/>
           <w:sz w:val="28"/>
           <w:szCs w:val="28"/>
         </w:rPr>
@@ -268,15 +256,7 @@
           <w:rFonts w:ascii="Calibri" w:hAnsi="Calibri"/>
           <w:sz w:val="28"/>
         </w:rPr>
-        <w:t xml:space="preserve">Адрес цветовой </w:t>
-      </w:r>
-      <w:proofErr w:type="gramStart"/>
-      <w:r>
-        <w:rPr>
-          <w:rFonts w:ascii="Calibri" w:hAnsi="Calibri"/>
-          <w:sz w:val="28"/>
-        </w:rPr>
-        <w:t>схемы</w:t>
+        <w:t>Адрес цветовой схемы</w:t>
       </w:r>
       <w:r>
         <w:rPr>
@@ -292,11 +272,11 @@
         </w:rPr>
         <w:t>:</w:t>
       </w:r>
-      <w:proofErr w:type="gramEnd"/>
-    </w:p>
-    <w:p>
-      <w:pPr>
-        <w:rPr>
+    </w:p>
+    <w:p>
+      <w:pPr>
+        <w:rPr>
+          <w:rStyle w:val="a5"/>
           <w:rFonts w:ascii="Calibri" w:hAnsi="Calibri"/>
           <w:sz w:val="28"/>
         </w:rPr>
@@ -330,19 +310,27 @@
     </w:p>
     <w:p>
       <w:pPr>
-        <w:rPr>
-          <w:rFonts w:ascii="Calibri" w:hAnsi="Calibri"/>
-          <w:sz w:val="28"/>
-        </w:rPr>
-      </w:pPr>
-    </w:p>
-    <w:p>
-      <w:pPr>
-        <w:rPr>
-          <w:rFonts w:ascii="Calibri" w:hAnsi="Calibri"/>
-          <w:sz w:val="28"/>
-        </w:rPr>
-      </w:pPr>
+        <w:pStyle w:val="a3"/>
+      </w:pPr>
+      <w:r>
+        <w:lastRenderedPageBreak/>
+        <w:t>Сделать</w:t>
+      </w:r>
+    </w:p>
+    <w:p>
+      <w:pPr>
+        <w:rPr>
+          <w:sz w:val="28"/>
+          <w:szCs w:val="28"/>
+        </w:rPr>
+      </w:pPr>
+      <w:r>
+        <w:rPr>
+          <w:sz w:val="28"/>
+          <w:szCs w:val="28"/>
+        </w:rPr>
+        <w:t>Разработать страницу блога</w:t>
+      </w:r>
     </w:p>
     <w:sectPr>
       <w:pgSz w:w="11906" w:h="16838"/>
